--- a/Lab1/лаб1.docx
+++ b/Lab1/лаб1.docx
@@ -836,7 +836,7 @@
                 <w:szCs w:val="28"/>
                 <w:u w:val="single"/>
               </w:rPr>
-              <w:t>В</w:t>
+              <w:t>Р</w:t>
             </w:r>
             <w:r>
               <w:rPr>
@@ -1142,6 +1142,7 @@
         <w:rPr>
           <w:b/>
           <w:bCs/>
+          <w:noProof/>
           <w:szCs w:val="28"/>
         </w:rPr>
         <w:drawing>
@@ -1196,77 +1197,9 @@
         <w:spacing w:after="0" w:line="360" w:lineRule="auto"/>
         <w:ind w:firstLine="709"/>
         <w:jc w:val="both"/>
-        <w:rPr>
-          <w:rFonts w:cs="Times New Roman"/>
-          <w:szCs w:val="28"/>
-        </w:rPr>
-      </w:pPr>
-      <w:r>
-        <w:rPr>
-          <w:rFonts w:cs="Times New Roman"/>
-          <w:szCs w:val="28"/>
-        </w:rPr>
-        <w:t xml:space="preserve">Тестирование </w:t>
-      </w:r>
-      <w:r>
-        <w:rPr>
-          <w:rFonts w:cs="Times New Roman"/>
-          <w:szCs w:val="28"/>
-        </w:rPr>
-        <w:t>«</w:t>
-      </w:r>
-      <w:r>
-        <w:rPr>
-          <w:rFonts w:cs="Times New Roman"/>
-          <w:szCs w:val="28"/>
-        </w:rPr>
-        <w:t>чёрного ящика» (Black-</w:t>
-      </w:r>
-      <w:proofErr w:type="spellStart"/>
-      <w:r>
-        <w:rPr>
-          <w:rFonts w:cs="Times New Roman"/>
-          <w:szCs w:val="28"/>
-        </w:rPr>
-        <w:t>box</w:t>
-      </w:r>
-      <w:proofErr w:type="spellEnd"/>
-      <w:r>
-        <w:rPr>
-          <w:rFonts w:cs="Times New Roman"/>
-          <w:szCs w:val="28"/>
-        </w:rPr>
-        <w:t xml:space="preserve"> </w:t>
-      </w:r>
-      <w:proofErr w:type="spellStart"/>
-      <w:r>
-        <w:rPr>
-          <w:rFonts w:cs="Times New Roman"/>
-          <w:szCs w:val="28"/>
-        </w:rPr>
-        <w:t>testing</w:t>
-      </w:r>
-      <w:proofErr w:type="spellEnd"/>
-      <w:r>
-        <w:rPr>
-          <w:rFonts w:cs="Times New Roman"/>
-          <w:szCs w:val="28"/>
-        </w:rPr>
-        <w:t>) </w:t>
-      </w:r>
-      <w:r>
-        <w:rPr>
-          <w:rFonts w:cs="Times New Roman"/>
-          <w:szCs w:val="28"/>
-        </w:rPr>
-        <w:t>— это</w:t>
-      </w:r>
-      <w:r>
-        <w:rPr>
-          <w:rFonts w:cs="Times New Roman"/>
-          <w:szCs w:val="28"/>
-        </w:rPr>
-        <w:t xml:space="preserve"> метод тестирования, при котором тестировщик не имеет доступа к внутреннему устройству программы и рассматривает её как «чёрный ящик»: подаёт данные на вход и сравнивает полученный результат с ожидаемым.</w:t>
+      </w:pPr>
+      <w:r>
+        <w:t>Тестирование программного обеспечения – это процесс оценки качества разрабатываемого продукта с целью проверки его соответствия заявленным требованиям, надёжности работы в различных условиях и степени удобства для конечного пользователя. Основной задачей тестирования является выявление ошибок, дефектов или несоответствий, которые могут повлиять на функциональность или пользовательский опыт.</w:t>
       </w:r>
     </w:p>
     <w:p>
@@ -1277,15 +1210,74 @@
         <w:rPr>
           <w:rFonts w:cs="Times New Roman"/>
           <w:szCs w:val="28"/>
-          <w:lang w:val="en-US"/>
-        </w:rPr>
-      </w:pPr>
-      <w:r>
-        <w:rPr>
-          <w:rFonts w:cs="Times New Roman"/>
-          <w:szCs w:val="28"/>
-        </w:rPr>
-        <w:t>Программа рассматривается как функция:</w:t>
+        </w:rPr>
+      </w:pPr>
+      <w:r>
+        <w:rPr>
+          <w:rFonts w:cs="Times New Roman"/>
+          <w:szCs w:val="28"/>
+        </w:rPr>
+        <w:t xml:space="preserve">Тестирование </w:t>
+      </w:r>
+      <w:r>
+        <w:rPr>
+          <w:rFonts w:cs="Times New Roman"/>
+          <w:szCs w:val="28"/>
+        </w:rPr>
+        <w:t>«</w:t>
+      </w:r>
+      <w:r>
+        <w:rPr>
+          <w:rFonts w:cs="Times New Roman"/>
+          <w:szCs w:val="28"/>
+        </w:rPr>
+        <w:t>чёрного ящика» (Black-</w:t>
+      </w:r>
+      <w:proofErr w:type="spellStart"/>
+      <w:r>
+        <w:rPr>
+          <w:rFonts w:cs="Times New Roman"/>
+          <w:szCs w:val="28"/>
+        </w:rPr>
+        <w:t>box</w:t>
+      </w:r>
+      <w:proofErr w:type="spellEnd"/>
+      <w:r>
+        <w:rPr>
+          <w:rFonts w:cs="Times New Roman"/>
+          <w:szCs w:val="28"/>
+        </w:rPr>
+        <w:t xml:space="preserve"> </w:t>
+      </w:r>
+      <w:proofErr w:type="spellStart"/>
+      <w:r>
+        <w:rPr>
+          <w:rFonts w:cs="Times New Roman"/>
+          <w:szCs w:val="28"/>
+        </w:rPr>
+        <w:t>testing</w:t>
+      </w:r>
+      <w:proofErr w:type="spellEnd"/>
+      <w:r>
+        <w:rPr>
+          <w:rFonts w:cs="Times New Roman"/>
+          <w:szCs w:val="28"/>
+        </w:rPr>
+        <w:t>) </w:t>
+      </w:r>
+      <w:r>
+        <w:rPr>
+          <w:rFonts w:cs="Times New Roman"/>
+          <w:szCs w:val="28"/>
+        </w:rPr>
+        <w:t>— это</w:t>
+      </w:r>
+      <w:r>
+        <w:rPr>
+          <w:rFonts w:cs="Times New Roman"/>
+          <w:szCs w:val="28"/>
+        </w:rPr>
+        <w:t xml:space="preserve"> метод тестирования, при котором тестировщик не имеет доступа к внутреннему устройству программы и рассматривает её как «чёрный ящик»: подаёт данные на вход и сравнивает полученный результат с ожидаемым.</w:t>
       </w:r>
     </w:p>
     <w:p>
@@ -1303,14 +1295,25 @@
           <w:rFonts w:cs="Times New Roman"/>
           <w:szCs w:val="28"/>
         </w:rPr>
-        <w:t>Входные данные</w:t>
-      </w:r>
-      <w:r>
-        <w:rPr>
-          <w:rFonts w:cs="Times New Roman"/>
-          <w:szCs w:val="28"/>
-        </w:rPr>
-        <w:t xml:space="preserve"> -&gt; </w:t>
+        <w:t>Программа рассматривается как функция:</w:t>
+      </w:r>
+    </w:p>
+    <w:p>
+      <w:pPr>
+        <w:spacing w:after="0" w:line="360" w:lineRule="auto"/>
+        <w:ind w:firstLine="709"/>
+        <w:jc w:val="both"/>
+        <w:rPr>
+          <w:rFonts w:cs="Times New Roman"/>
+          <w:szCs w:val="28"/>
+        </w:rPr>
+      </w:pPr>
+      <w:r>
+        <w:rPr>
+          <w:rFonts w:cs="Times New Roman"/>
+          <w:szCs w:val="28"/>
+        </w:rPr>
+        <w:t xml:space="preserve">Входные данные -&gt; </w:t>
       </w:r>
       <w:proofErr w:type="gramStart"/>
       <w:r>
@@ -1326,35 +1329,7 @@
           <w:rFonts w:cs="Times New Roman"/>
           <w:szCs w:val="28"/>
         </w:rPr>
-        <w:t xml:space="preserve"> ЯЩ</w:t>
-      </w:r>
-      <w:r>
-        <w:rPr>
-          <w:rFonts w:cs="Times New Roman"/>
-          <w:szCs w:val="28"/>
-        </w:rPr>
-        <w:t>ИК</w:t>
-      </w:r>
-      <w:r>
-        <w:rPr>
-          <w:rFonts w:cs="Times New Roman"/>
-          <w:szCs w:val="28"/>
-        </w:rPr>
-        <w:t>]</w:t>
-      </w:r>
-      <w:r>
-        <w:rPr>
-          <w:rFonts w:cs="Times New Roman"/>
-          <w:szCs w:val="28"/>
-        </w:rPr>
-        <w:t xml:space="preserve"> -&gt; </w:t>
-      </w:r>
-      <w:r>
-        <w:rPr>
-          <w:rFonts w:cs="Times New Roman"/>
-          <w:szCs w:val="28"/>
-        </w:rPr>
-        <w:t>Выходные данные</w:t>
+        <w:t xml:space="preserve"> ЯЩИК] -&gt; Выходные данные</w:t>
       </w:r>
     </w:p>
     <w:p>
@@ -1553,6 +1528,7 @@
           <w:rFonts w:cs="Times New Roman"/>
           <w:szCs w:val="28"/>
         </w:rPr>
+        <w:lastRenderedPageBreak/>
         <w:t>Известен исходный код. Тесты строятся с учётом структуры программы.</w:t>
       </w:r>
     </w:p>
@@ -1591,9 +1567,9 @@
       <w:r>
         <w:rPr>
           <w:rFonts w:cs="Times New Roman"/>
-          <w:szCs w:val="28"/>
-        </w:rPr>
-        <w:lastRenderedPageBreak/>
+          <w:noProof/>
+          <w:szCs w:val="28"/>
+        </w:rPr>
         <w:drawing>
           <wp:inline distT="0" distB="0" distL="0" distR="0" wp14:anchorId="663C89E0" wp14:editId="7D7F13F6">
             <wp:extent cx="4490310" cy="5427265"/>
@@ -2490,6 +2466,7 @@
         <w:rPr>
           <w:rFonts w:cs="Times New Roman"/>
           <w:szCs w:val="28"/>
+          <w:lang w:val="en-US"/>
         </w:rPr>
         <w:t>}</w:t>
       </w:r>
@@ -2522,7 +2499,30 @@
           <w:rFonts w:cs="Times New Roman"/>
           <w:szCs w:val="28"/>
         </w:rPr>
-        <w:t xml:space="preserve">Конструктор модели </w:t>
+        <w:t>Конструктор</w:t>
+      </w:r>
+      <w:r>
+        <w:rPr>
+          <w:rFonts w:cs="Times New Roman"/>
+          <w:szCs w:val="28"/>
+          <w:lang w:val="en-US"/>
+        </w:rPr>
+        <w:t xml:space="preserve"> </w:t>
+      </w:r>
+      <w:r>
+        <w:rPr>
+          <w:rFonts w:cs="Times New Roman"/>
+          <w:szCs w:val="28"/>
+        </w:rPr>
+        <w:t>модели</w:t>
+      </w:r>
+      <w:r>
+        <w:rPr>
+          <w:rFonts w:cs="Times New Roman"/>
+          <w:szCs w:val="28"/>
+          <w:lang w:val="en-US"/>
+        </w:rPr>
+        <w:t xml:space="preserve"> </w:t>
       </w:r>
       <w:proofErr w:type="spellStart"/>
       <w:r>
@@ -2975,6 +2975,7 @@
         <w:rPr>
           <w:rFonts w:cs="Times New Roman"/>
           <w:szCs w:val="28"/>
+          <w:lang w:val="en-US"/>
         </w:rPr>
       </w:pPr>
       <w:r>
@@ -2989,6 +2990,7 @@
         <w:rPr>
           <w:rFonts w:cs="Times New Roman"/>
           <w:szCs w:val="28"/>
+          <w:lang w:val="en-US"/>
         </w:rPr>
         <w:t>}</w:t>
       </w:r>
@@ -3001,6 +3003,7 @@
         <w:rPr>
           <w:rFonts w:cs="Times New Roman"/>
           <w:szCs w:val="28"/>
+          <w:lang w:val="en-US"/>
         </w:rPr>
       </w:pPr>
     </w:p>
@@ -3012,46 +3015,16 @@
         <w:rPr>
           <w:rFonts w:cs="Times New Roman"/>
           <w:szCs w:val="28"/>
-        </w:rPr>
-      </w:pPr>
-      <w:r>
-        <w:rPr>
-          <w:rFonts w:cs="Times New Roman"/>
-          <w:szCs w:val="28"/>
-        </w:rPr>
-        <w:t xml:space="preserve">     </w:t>
-      </w:r>
-      <w:proofErr w:type="spellStart"/>
-      <w:r>
-        <w:rPr>
-          <w:rFonts w:cs="Times New Roman"/>
-          <w:szCs w:val="28"/>
-        </w:rPr>
-        <w:t>Latitude</w:t>
-      </w:r>
-      <w:proofErr w:type="spellEnd"/>
-      <w:r>
-        <w:rPr>
-          <w:rFonts w:cs="Times New Roman"/>
-          <w:szCs w:val="28"/>
-        </w:rPr>
-        <w:t xml:space="preserve"> = </w:t>
-      </w:r>
-      <w:proofErr w:type="spellStart"/>
-      <w:r>
-        <w:rPr>
-          <w:rFonts w:cs="Times New Roman"/>
-          <w:szCs w:val="28"/>
-        </w:rPr>
-        <w:t>latitude</w:t>
-      </w:r>
-      <w:proofErr w:type="spellEnd"/>
-      <w:r>
-        <w:rPr>
-          <w:rFonts w:cs="Times New Roman"/>
-          <w:szCs w:val="28"/>
-        </w:rPr>
-        <w:t>;</w:t>
+          <w:lang w:val="en-US"/>
+        </w:rPr>
+      </w:pPr>
+      <w:r>
+        <w:rPr>
+          <w:rFonts w:cs="Times New Roman"/>
+          <w:szCs w:val="28"/>
+          <w:lang w:val="en-US"/>
+        </w:rPr>
+        <w:t xml:space="preserve">     Latitude = latitude;</w:t>
       </w:r>
     </w:p>
     <w:p>
@@ -3062,46 +3035,16 @@
         <w:rPr>
           <w:rFonts w:cs="Times New Roman"/>
           <w:szCs w:val="28"/>
-        </w:rPr>
-      </w:pPr>
-      <w:r>
-        <w:rPr>
-          <w:rFonts w:cs="Times New Roman"/>
-          <w:szCs w:val="28"/>
-        </w:rPr>
-        <w:t xml:space="preserve">     </w:t>
-      </w:r>
-      <w:proofErr w:type="spellStart"/>
-      <w:r>
-        <w:rPr>
-          <w:rFonts w:cs="Times New Roman"/>
-          <w:szCs w:val="28"/>
-        </w:rPr>
-        <w:t>Longitude</w:t>
-      </w:r>
-      <w:proofErr w:type="spellEnd"/>
-      <w:r>
-        <w:rPr>
-          <w:rFonts w:cs="Times New Roman"/>
-          <w:szCs w:val="28"/>
-        </w:rPr>
-        <w:t xml:space="preserve"> = </w:t>
-      </w:r>
-      <w:proofErr w:type="spellStart"/>
-      <w:r>
-        <w:rPr>
-          <w:rFonts w:cs="Times New Roman"/>
-          <w:szCs w:val="28"/>
-        </w:rPr>
-        <w:t>longitude</w:t>
-      </w:r>
-      <w:proofErr w:type="spellEnd"/>
-      <w:r>
-        <w:rPr>
-          <w:rFonts w:cs="Times New Roman"/>
-          <w:szCs w:val="28"/>
-        </w:rPr>
-        <w:t>;</w:t>
+          <w:lang w:val="en-US"/>
+        </w:rPr>
+      </w:pPr>
+      <w:r>
+        <w:rPr>
+          <w:rFonts w:cs="Times New Roman"/>
+          <w:szCs w:val="28"/>
+          <w:lang w:val="en-US"/>
+        </w:rPr>
+        <w:t xml:space="preserve">     Longitude = longitude;</w:t>
       </w:r>
     </w:p>
     <w:p>
@@ -3112,14 +3055,15 @@
         <w:rPr>
           <w:rFonts w:cs="Times New Roman"/>
           <w:szCs w:val="28"/>
-        </w:rPr>
-      </w:pPr>
-      <w:r>
-        <w:rPr>
-          <w:rFonts w:cs="Times New Roman"/>
-          <w:szCs w:val="28"/>
-        </w:rPr>
-        <w:lastRenderedPageBreak/>
+          <w:lang w:val="en-US"/>
+        </w:rPr>
+      </w:pPr>
+      <w:r>
+        <w:rPr>
+          <w:rFonts w:cs="Times New Roman"/>
+          <w:szCs w:val="28"/>
+          <w:lang w:val="en-US"/>
+        </w:rPr>
         <w:t xml:space="preserve"> }</w:t>
       </w:r>
     </w:p>
@@ -3131,6 +3075,7 @@
         <w:rPr>
           <w:rFonts w:cs="Times New Roman"/>
           <w:szCs w:val="28"/>
+          <w:lang w:val="en-US"/>
         </w:rPr>
       </w:pPr>
       <w:r>
@@ -3153,7 +3098,15 @@
           <w:rFonts w:cs="Times New Roman"/>
           <w:szCs w:val="28"/>
         </w:rPr>
-        <w:t>алидация:</w:t>
+        <w:t>алидация</w:t>
+      </w:r>
+      <w:r>
+        <w:rPr>
+          <w:rFonts w:cs="Times New Roman"/>
+          <w:szCs w:val="28"/>
+          <w:lang w:val="en-US"/>
+        </w:rPr>
+        <w:t>:</w:t>
       </w:r>
     </w:p>
     <w:p>
@@ -3514,14 +3467,7 @@
           <w:sz w:val="28"/>
           <w:szCs w:val="28"/>
         </w:rPr>
-        <w:t xml:space="preserve"> </w:t>
-      </w:r>
-      <w:r>
-        <w:rPr>
-          <w:sz w:val="28"/>
-          <w:szCs w:val="28"/>
-        </w:rPr>
-        <w:t xml:space="preserve">Ошибка </w:t>
+        <w:t xml:space="preserve"> Ошибка </w:t>
       </w:r>
       <w:proofErr w:type="spellStart"/>
       <w:r>
@@ -3609,14 +3555,7 @@
           <w:sz w:val="28"/>
           <w:szCs w:val="28"/>
         </w:rPr>
-        <w:t xml:space="preserve">Ошибка </w:t>
-      </w:r>
-      <w:r>
-        <w:rPr>
-          <w:sz w:val="28"/>
-          <w:szCs w:val="28"/>
-        </w:rPr>
-        <w:t xml:space="preserve"> </w:t>
+        <w:t xml:space="preserve">Ошибка  </w:t>
       </w:r>
       <w:r>
         <w:rPr>
@@ -3769,6 +3708,7 @@
         <w:rPr>
           <w:rFonts w:cs="Times New Roman"/>
           <w:szCs w:val="28"/>
+          <w:lang w:val="en-US"/>
         </w:rPr>
       </w:pPr>
       <w:proofErr w:type="spellStart"/>
@@ -3847,7 +3787,22 @@
           <w:sz w:val="28"/>
           <w:szCs w:val="28"/>
         </w:rPr>
-        <w:t>Значения в диапазоне -90 до 90 – успех</w:t>
+        <w:t xml:space="preserve">Значения в диапазоне -90 до </w:t>
+      </w:r>
+      <w:r>
+        <w:rPr>
+          <w:sz w:val="28"/>
+          <w:szCs w:val="28"/>
+          <w:lang w:val="en-US"/>
+        </w:rPr>
+        <w:t>w</w:t>
+      </w:r>
+      <w:r>
+        <w:rPr>
+          <w:sz w:val="28"/>
+          <w:szCs w:val="28"/>
+        </w:rPr>
+        <w:t>90 – успех</w:t>
       </w:r>
     </w:p>
     <w:p>
@@ -3975,14 +3930,7 @@
           <w:sz w:val="28"/>
           <w:szCs w:val="28"/>
         </w:rPr>
-        <w:t xml:space="preserve">- </w:t>
-      </w:r>
-      <w:r>
-        <w:rPr>
-          <w:sz w:val="28"/>
-          <w:szCs w:val="28"/>
-        </w:rPr>
-        <w:t xml:space="preserve">Ошибка </w:t>
+        <w:t xml:space="preserve">- Ошибка </w:t>
       </w:r>
       <w:proofErr w:type="spellStart"/>
       <w:r>
@@ -4220,6 +4168,7 @@
           <w:rFonts w:cs="Times New Roman"/>
           <w:szCs w:val="28"/>
         </w:rPr>
+        <w:lastRenderedPageBreak/>
         <w:t xml:space="preserve">Метод </w:t>
       </w:r>
       <w:proofErr w:type="spellStart"/>
@@ -4237,34 +4186,27 @@
           <w:rFonts w:cs="Times New Roman"/>
           <w:szCs w:val="28"/>
         </w:rPr>
+        <w:t xml:space="preserve"> (</w:t>
+      </w:r>
+      <w:r>
+        <w:rPr>
+          <w:rFonts w:cs="Times New Roman"/>
+          <w:szCs w:val="28"/>
+          <w:lang w:val="en-US"/>
+        </w:rPr>
+        <w:t>string</w:t>
+      </w:r>
+      <w:r>
+        <w:rPr>
+          <w:rFonts w:cs="Times New Roman"/>
+          <w:szCs w:val="28"/>
+        </w:rPr>
         <w:t xml:space="preserve"> </w:t>
       </w:r>
       <w:r>
         <w:rPr>
           <w:rFonts w:cs="Times New Roman"/>
           <w:szCs w:val="28"/>
-        </w:rPr>
-        <w:t>(</w:t>
-      </w:r>
-      <w:r>
-        <w:rPr>
-          <w:rFonts w:cs="Times New Roman"/>
-          <w:szCs w:val="28"/>
-          <w:lang w:val="en-US"/>
-        </w:rPr>
-        <w:t>string</w:t>
-      </w:r>
-      <w:r>
-        <w:rPr>
-          <w:rFonts w:cs="Times New Roman"/>
-          <w:szCs w:val="28"/>
-        </w:rPr>
-        <w:t xml:space="preserve"> </w:t>
-      </w:r>
-      <w:r>
-        <w:rPr>
-          <w:rFonts w:cs="Times New Roman"/>
-          <w:szCs w:val="28"/>
           <w:lang w:val="en-US"/>
         </w:rPr>
         <w:t>name</w:t>
@@ -4274,14 +4216,7 @@
           <w:rFonts w:cs="Times New Roman"/>
           <w:szCs w:val="28"/>
         </w:rPr>
-        <w:t>)</w:t>
-      </w:r>
-      <w:r>
-        <w:rPr>
-          <w:rFonts w:cs="Times New Roman"/>
-          <w:szCs w:val="28"/>
-        </w:rPr>
-        <w:t xml:space="preserve"> – метод возвращает найденную точку по значению параметра </w:t>
+        <w:t xml:space="preserve">) – метод возвращает найденную точку по значению параметра </w:t>
       </w:r>
       <w:r>
         <w:rPr>
@@ -4382,7 +4317,6 @@
           <w:szCs w:val="28"/>
           <w:lang w:val="en-US"/>
         </w:rPr>
-        <w:lastRenderedPageBreak/>
         <w:t>{</w:t>
       </w:r>
     </w:p>
@@ -4394,6 +4328,7 @@
         <w:rPr>
           <w:rFonts w:cs="Times New Roman"/>
           <w:szCs w:val="28"/>
+          <w:lang w:val="en-US"/>
         </w:rPr>
       </w:pPr>
       <w:r>
@@ -4628,7 +4563,6 @@
           <w:rFonts w:eastAsiaTheme="minorHAnsi"/>
           <w:sz w:val="28"/>
           <w:szCs w:val="28"/>
-          <w:lang w:val="en-US"/>
         </w:rPr>
       </w:pPr>
       <w:r>
@@ -4740,7 +4674,6 @@
         <w:rPr>
           <w:rFonts w:cs="Times New Roman"/>
           <w:szCs w:val="28"/>
-          <w:lang w:val="en-US"/>
         </w:rPr>
       </w:pPr>
       <w:r>
@@ -4848,16 +4781,7 @@
           <w:szCs w:val="28"/>
           <w:lang w:val="en-US"/>
         </w:rPr>
-        <w:t xml:space="preserve"> </w:t>
-      </w:r>
-      <w:r>
-        <w:rPr>
-          <w:rFonts w:eastAsiaTheme="minorHAnsi"/>
-          <w:sz w:val="28"/>
-          <w:szCs w:val="28"/>
-          <w:lang w:val="en-US"/>
-        </w:rPr>
-        <w:t>null</w:t>
+        <w:t xml:space="preserve"> null</w:t>
       </w:r>
     </w:p>
     <w:p>
@@ -9337,6 +9261,7 @@
   <w:style w:type="character" w:default="1" w:styleId="a0">
     <w:name w:val="Default Paragraph Font"/>
     <w:uiPriority w:val="1"/>
+    <w:semiHidden/>
     <w:unhideWhenUsed/>
   </w:style>
   <w:style w:type="table" w:default="1" w:styleId="a1">
